--- a/Lab1_DE190112_HoangPhucNhatQuang.docx
+++ b/Lab1_DE190112_HoangPhucNhatQuang.docx
@@ -2244,7 +2244,7 @@
     </w:p>
     <w:p>
       <w:pPr>
-        <w:ind w:left="720"/>
+        <w:pStyle w:val="0NoiDung"/>
       </w:pPr>
       <w:proofErr w:type="spellStart"/>
       <w:r>
@@ -2264,22 +2264,28 @@
       </w:r>
       <w:proofErr w:type="spellStart"/>
       <w:r>
-        <w:t>tên:</w:t>
-      </w:r>
-      <w:r>
-        <w:t>Hoàng</w:t>
-      </w:r>
-      <w:proofErr w:type="spellEnd"/>
-      <w:r>
-        <w:t xml:space="preserve"> Phúc Nhật Quang</w:t>
+        <w:t>tên</w:t>
+      </w:r>
+      <w:proofErr w:type="spellEnd"/>
+      <w:r>
+        <w:t>:</w:t>
+      </w:r>
+      <w:r>
+        <w:tab/>
+      </w:r>
+      <w:r>
+        <w:t>Hoàng Phúc Nhật Quang</w:t>
       </w:r>
     </w:p>
     <w:p>
       <w:pPr>
-        <w:ind w:left="720"/>
+        <w:pStyle w:val="0NoiDung"/>
       </w:pPr>
       <w:r>
         <w:t>MSSV:</w:t>
+      </w:r>
+      <w:r>
+        <w:t xml:space="preserve">   </w:t>
       </w:r>
       <w:r>
         <w:t>DE190112</w:t>
@@ -2287,7 +2293,7 @@
     </w:p>
     <w:p>
       <w:pPr>
-        <w:ind w:left="720"/>
+        <w:pStyle w:val="0NoiDung"/>
       </w:pPr>
       <w:proofErr w:type="spellStart"/>
       <w:r>
@@ -2296,6 +2302,9 @@
       <w:proofErr w:type="spellEnd"/>
       <w:r>
         <w:t xml:space="preserve">: </w:t>
+      </w:r>
+      <w:r>
+        <w:t xml:space="preserve">      </w:t>
       </w:r>
       <w:r>
         <w:t>SE20A01</w:t>
@@ -2303,30 +2312,21 @@
     </w:p>
     <w:p>
       <w:pPr>
-        <w:ind w:left="720"/>
-      </w:pPr>
-      <w:r>
-        <w:t xml:space="preserve"> </w:t>
-      </w:r>
+        <w:pStyle w:val="0NoiDung"/>
+      </w:pPr>
+      <w:r>
+        <w:t xml:space="preserve"> </w:t>
+      </w:r>
+      <w:proofErr w:type="spellStart"/>
       <w:r>
         <w:t>L</w:t>
       </w:r>
       <w:r>
-        <w:t xml:space="preserve">ink </w:t>
-      </w:r>
-      <w:proofErr w:type="spellStart"/>
-      <w:r>
-        <w:t>Github</w:t>
-      </w:r>
-      <w:proofErr w:type="spellEnd"/>
-      <w:r>
-        <w:t xml:space="preserve"> </w:t>
-      </w:r>
-      <w:r>
-        <w:t>:</w:t>
-      </w:r>
-      <w:r>
-        <w:t xml:space="preserve"> https://github.com/quanghoc12/HoangPhucNhatQuang_SWT301_SE20A01.git</w:t>
+        <w:t>inkGithub</w:t>
+      </w:r>
+      <w:proofErr w:type="spellEnd"/>
+      <w:r>
+        <w:t>: https://github.com/quanghoc12/HoangPhucNhatQuang_SWT301_SE20A01.git</w:t>
       </w:r>
     </w:p>
     <w:p>
@@ -19650,7 +19650,15 @@
       </w:r>
       <w:proofErr w:type="spellEnd"/>
       <w:r>
-        <w:t xml:space="preserve"> FPT University Da Nang. </w:t>
+        <w:t xml:space="preserve"> FPT University </w:t>
+      </w:r>
+      <w:proofErr w:type="gramStart"/>
+      <w:r>
+        <w:t>Da</w:t>
+      </w:r>
+      <w:proofErr w:type="gramEnd"/>
+      <w:r>
+        <w:t xml:space="preserve"> Nang. </w:t>
       </w:r>
       <w:proofErr w:type="spellStart"/>
       <w:r>
@@ -21000,7 +21008,23 @@
           <w:i/>
           <w:iCs/>
         </w:rPr>
-        <w:t>Lý do:</w:t>
+        <w:t xml:space="preserve">Lý </w:t>
+      </w:r>
+      <w:proofErr w:type="gramStart"/>
+      <w:r>
+        <w:rPr>
+          <w:i/>
+          <w:iCs/>
+        </w:rPr>
+        <w:t>do</w:t>
+      </w:r>
+      <w:proofErr w:type="gramEnd"/>
+      <w:r>
+        <w:rPr>
+          <w:i/>
+          <w:iCs/>
+        </w:rPr>
+        <w:t>:</w:t>
       </w:r>
       <w:r>
         <w:t xml:space="preserve"> </w:t>
@@ -21551,7 +21575,23 @@
           <w:i/>
           <w:iCs/>
         </w:rPr>
-        <w:t>Lý do:</w:t>
+        <w:t xml:space="preserve">Lý </w:t>
+      </w:r>
+      <w:proofErr w:type="gramStart"/>
+      <w:r>
+        <w:rPr>
+          <w:i/>
+          <w:iCs/>
+        </w:rPr>
+        <w:t>do</w:t>
+      </w:r>
+      <w:proofErr w:type="gramEnd"/>
+      <w:r>
+        <w:rPr>
+          <w:i/>
+          <w:iCs/>
+        </w:rPr>
+        <w:t>:</w:t>
       </w:r>
       <w:r>
         <w:t xml:space="preserve"> </w:t>
@@ -22110,7 +22150,23 @@
           <w:i/>
           <w:iCs/>
         </w:rPr>
-        <w:t>Lý do:</w:t>
+        <w:t xml:space="preserve">Lý </w:t>
+      </w:r>
+      <w:proofErr w:type="gramStart"/>
+      <w:r>
+        <w:rPr>
+          <w:i/>
+          <w:iCs/>
+        </w:rPr>
+        <w:t>do</w:t>
+      </w:r>
+      <w:proofErr w:type="gramEnd"/>
+      <w:r>
+        <w:rPr>
+          <w:i/>
+          <w:iCs/>
+        </w:rPr>
+        <w:t>:</w:t>
       </w:r>
       <w:r>
         <w:t xml:space="preserve"> </w:t>
@@ -22669,7 +22725,23 @@
           <w:i/>
           <w:iCs/>
         </w:rPr>
-        <w:t>Lý do:</w:t>
+        <w:t xml:space="preserve">Lý </w:t>
+      </w:r>
+      <w:proofErr w:type="gramStart"/>
+      <w:r>
+        <w:rPr>
+          <w:i/>
+          <w:iCs/>
+        </w:rPr>
+        <w:t>do</w:t>
+      </w:r>
+      <w:proofErr w:type="gramEnd"/>
+      <w:r>
+        <w:rPr>
+          <w:i/>
+          <w:iCs/>
+        </w:rPr>
+        <w:t>:</w:t>
       </w:r>
       <w:r>
         <w:t xml:space="preserve"> Tester </w:t>
@@ -24065,6 +24137,7 @@
         <w:t xml:space="preserve"> </w:t>
       </w:r>
       <w:proofErr w:type="spellStart"/>
+      <w:proofErr w:type="gramStart"/>
       <w:r>
         <w:t>mềm</w:t>
       </w:r>
@@ -24076,7 +24149,11 @@
         <w:t>:</w:t>
       </w:r>
       <w:r>
-        <w:t xml:space="preserve">Em </w:t>
+        <w:t>Em</w:t>
+      </w:r>
+      <w:proofErr w:type="gramEnd"/>
+      <w:r>
+        <w:t xml:space="preserve"> </w:t>
       </w:r>
       <w:proofErr w:type="spellStart"/>
       <w:r>
@@ -24287,12 +24364,17 @@
         <w:t xml:space="preserve"> </w:t>
       </w:r>
       <w:proofErr w:type="spellStart"/>
+      <w:proofErr w:type="gramStart"/>
       <w:r>
         <w:t>thống</w:t>
       </w:r>
       <w:proofErr w:type="spellEnd"/>
       <w:r>
-        <w:t xml:space="preserve"> , </w:t>
+        <w:t xml:space="preserve"> ,</w:t>
+      </w:r>
+      <w:proofErr w:type="gramEnd"/>
+      <w:r>
+        <w:t xml:space="preserve"> </w:t>
       </w:r>
       <w:proofErr w:type="spellStart"/>
       <w:r>
@@ -25007,6 +25089,7 @@
         <w:t xml:space="preserve"> </w:t>
       </w:r>
       <w:proofErr w:type="spellStart"/>
+      <w:proofErr w:type="gramStart"/>
       <w:r>
         <w:t>dùng</w:t>
       </w:r>
@@ -25014,6 +25097,7 @@
       <w:r>
         <w:t xml:space="preserve"> .</w:t>
       </w:r>
+      <w:proofErr w:type="gramEnd"/>
     </w:p>
     <w:p>
       <w:pPr>
